--- a/zaini_case_audit_output/outputs/word/documents/154_موجز إعادة فتح الشكوى.docx
+++ b/zaini_case_audit_output/outputs/word/documents/154_موجز إعادة فتح الشكوى.docx
@@ -10,20 +10,6 @@
       </w:pPr>
       <w:r>
         <w:t>موجز إعادة فتح الشكوى</w:t>
-      </w:r>
-    </w:p>
-    <w:p>
-      <w:pPr>
-        <w:jc w:val="right"/>
-        <w:bidi/>
-      </w:pPr>
-      <w:r>
-        <w:rPr>
-          <w:b w:val="0"/>
-          <w:i/>
-          <w:color w:val="555555"/>
-        </w:rPr>
-        <w:t>الرقم: 154 | النوع: شكوى | التاريخ:  | القسم: ك. إعادة فتح الشكوى الثانية 199058 ـ 13-11-1445 (7 ملفات)</w:t>
       </w:r>
     </w:p>
     <w:p>
@@ -65,6 +51,76 @@
           <w:color w:val="C00000"/>
         </w:rPr>
         <w:t>[نص ممسوح OCR صُحِّح ترتيبه آلياً — قد يحتوي أخطاء طفيفة]</w:t>
+      </w:r>
+    </w:p>
+    <w:p>
+      <w:pPr>
+        <w:pStyle w:val="Heading2"/>
+        <w:jc w:val="right"/>
+        <w:bidi/>
+      </w:pPr>
+      <w:r>
+        <w:t>بطاقة تعريف المستند</w:t>
+      </w:r>
+    </w:p>
+    <w:p>
+      <w:pPr>
+        <w:jc w:val="right"/>
+        <w:bidi/>
+      </w:pPr>
+      <w:r>
+        <w:rPr>
+          <w:b/>
+        </w:rPr>
+        <w:t xml:space="preserve">نوع المستند: </w:t>
+      </w:r>
+      <w:r>
+        <w:t>شكوى</w:t>
+      </w:r>
+    </w:p>
+    <w:p>
+      <w:pPr>
+        <w:jc w:val="right"/>
+        <w:bidi/>
+      </w:pPr>
+      <w:r>
+        <w:rPr>
+          <w:b/>
+        </w:rPr>
+        <w:t xml:space="preserve">الجهة المصدِرة: </w:t>
+      </w:r>
+      <w:r>
+        <w:t>المحكمة العليا</w:t>
+      </w:r>
+    </w:p>
+    <w:p>
+      <w:pPr>
+        <w:jc w:val="right"/>
+        <w:bidi/>
+      </w:pPr>
+      <w:r>
+        <w:rPr>
+          <w:b/>
+        </w:rPr>
+        <w:t xml:space="preserve">رقم القضية: </w:t>
+      </w:r>
+      <w:r>
+        <w:t>42824717</w:t>
+      </w:r>
+    </w:p>
+    <w:p>
+      <w:pPr>
+        <w:jc w:val="right"/>
+        <w:bidi/>
+      </w:pPr>
+      <w:r>
+        <w:rPr>
+          <w:b/>
+        </w:rPr>
+        <w:t xml:space="preserve">الأطراف: </w:t>
+      </w:r>
+      <w:r>
+        <w:t>أسامة زيني</w:t>
       </w:r>
     </w:p>
     <w:p/>
